--- a/开题报告03_材料设计的交互式多轮修正_2026-10-18.docx
+++ b/开题报告03_材料设计的交互式多轮修正_2026-10-18.docx
@@ -604,7 +604,36 @@
           <w:color w:val="1B3A52"/>
           <w:sz w:val="23"/>
         </w:rPr>
-        <w:t>2.4 现有研究的空白</w:t>
+        <w:t>2.4 多轮约束的通用方法与本课题的重合点</w:t>
+      </w:r>
+    </w:p>
+    <w:p>
+      <w:pPr>
+        <w:spacing w:after="80"/>
+        <w:ind w:firstLine="420"/>
+      </w:pPr>
+      <w:r>
+        <w:rPr>
+          <w:rFonts w:ascii="Times New Roman" w:hAnsi="Times New Roman" w:eastAsia="宋体"/>
+          <w:b w:val="0"/>
+          <w:color w:val="1A1A1A"/>
+          <w:sz w:val="21"/>
+        </w:rPr>
+        <w:t>通用领域的多轮状态跟踪已有成熟机制。IDSS [8] 维护一个显式的 situation state，跟踪用户意图、必需变量、约束与执行状态，并把新事实传播到任务约束上更新动作可执行性——这与本课题的「约束状态机」在机制层面高度重合，是本方向最强的相邻工作。多轮基准方面，StructFlowBench [9] 定义 6 种轮间结构关系，MTAC-IFBench [10] 与 MMMT-IF [11] 分别覆盖多轮约束指令跟随与多模态多轮场景，均未涉及材料的物理约束。这三点共同构成本课题的定位边界，详见 §2.5 与附注的定位调整。</w:t>
+      </w:r>
+    </w:p>
+    <w:p>
+      <w:pPr>
+        <w:spacing w:before="200" w:after="80"/>
+      </w:pPr>
+      <w:r>
+        <w:rPr>
+          <w:rFonts w:ascii="Times New Roman" w:hAnsi="Times New Roman" w:eastAsia="黑体"/>
+          <w:b/>
+          <w:color w:val="1B3A52"/>
+          <w:sz w:val="23"/>
+        </w:rPr>
+        <w:t>2.5 现有研究的空白</w:t>
       </w:r>
     </w:p>
     <w:p>
@@ -628,7 +657,7 @@
           <w:color w:val="1A1A1A"/>
           <w:sz w:val="21"/>
         </w:rPr>
-        <w:t xml:space="preserve"> 现有基准都是单轮 [4–6]，不评「多轮中约束是否被保持」。</w:t>
+        <w:t xml:space="preserve"> 通用多轮基准 [9–11] 评的是指令跟随与轮间结构，材料基准 [4–6] 都是单轮，两者都不评「多轮中材料的物理约束是否被保持」。</w:t>
       </w:r>
     </w:p>
     <w:p>
@@ -1609,7 +1638,7 @@
                 <w:color w:val="1A1A1A"/>
                 <w:sz w:val="18"/>
               </w:rPr>
-              <w:t>Elpasolite</w:t>
+              <w:t>Elpasolite [7]</w:t>
             </w:r>
           </w:p>
         </w:tc>
@@ -2202,6 +2231,191 @@
           <w:sz w:val="21"/>
         </w:rPr>
         <w:t>轮次长度的影响</w:t>
+      </w:r>
+    </w:p>
+    <w:p>
+      <w:pPr>
+        <w:spacing w:before="200" w:after="80"/>
+      </w:pPr>
+      <w:r>
+        <w:rPr>
+          <w:rFonts w:ascii="Times New Roman" w:hAnsi="Times New Roman" w:eastAsia="黑体"/>
+          <w:b/>
+          <w:color w:val="1B3A52"/>
+          <w:sz w:val="23"/>
+        </w:rPr>
+        <w:t>5.5 真实实验验证（不适用，但需要用户研究）</w:t>
+      </w:r>
+    </w:p>
+    <w:p>
+      <w:pPr>
+        <w:spacing w:after="80"/>
+        <w:ind w:firstLine="420"/>
+      </w:pPr>
+      <w:r>
+        <w:rPr>
+          <w:rFonts w:ascii="Times New Roman" w:hAnsi="Times New Roman" w:eastAsia="宋体"/>
+          <w:b w:val="0"/>
+          <w:color w:val="1A1A1A"/>
+          <w:sz w:val="21"/>
+        </w:rPr>
+        <w:t>多轮约束维护是</w:t>
+      </w:r>
+      <w:r>
+        <w:rPr>
+          <w:rFonts w:ascii="Times New Roman" w:hAnsi="Times New Roman" w:eastAsia="宋体"/>
+          <w:b/>
+          <w:color w:val="1A1A1A"/>
+          <w:sz w:val="21"/>
+        </w:rPr>
+        <w:t>交互行为</w:t>
+      </w:r>
+      <w:r>
+        <w:rPr>
+          <w:rFonts w:ascii="Times New Roman" w:hAnsi="Times New Roman" w:eastAsia="宋体"/>
+          <w:b w:val="0"/>
+          <w:color w:val="1A1A1A"/>
+          <w:sz w:val="21"/>
+        </w:rPr>
+        <w:t>问题，真实材料实验无法提供相关证据。本课题需要的是用户侧验证，不是实验室侧验证。</w:t>
+      </w:r>
+    </w:p>
+    <w:p>
+      <w:pPr>
+        <w:spacing w:after="80"/>
+        <w:ind w:firstLine="420"/>
+      </w:pPr>
+      <w:r>
+        <w:rPr>
+          <w:rFonts w:ascii="Times New Roman" w:hAnsi="Times New Roman" w:eastAsia="宋体"/>
+          <w:b w:val="0"/>
+          <w:color w:val="1A1A1A"/>
+          <w:sz w:val="21"/>
+        </w:rPr>
+        <w:t>可选方案（按可行性排序）：</w:t>
+      </w:r>
+    </w:p>
+    <w:p>
+      <w:pPr>
+        <w:spacing w:after="80"/>
+        <w:ind w:firstLine="420"/>
+      </w:pPr>
+      <w:r>
+        <w:rPr>
+          <w:rFonts w:ascii="Times New Roman" w:hAnsi="Times New Roman" w:eastAsia="宋体"/>
+          <w:b w:val="0"/>
+          <w:color w:val="1A1A1A"/>
+          <w:sz w:val="21"/>
+        </w:rPr>
+        <w:t xml:space="preserve">1. </w:t>
+      </w:r>
+      <w:r>
+        <w:rPr>
+          <w:rFonts w:ascii="Times New Roman" w:hAnsi="Times New Roman" w:eastAsia="宋体"/>
+          <w:b/>
+          <w:color w:val="1A1A1A"/>
+          <w:sz w:val="21"/>
+        </w:rPr>
+        <w:t>小规模用户研究</w:t>
+      </w:r>
+      <w:r>
+        <w:rPr>
+          <w:rFonts w:ascii="Times New Roman" w:hAnsi="Times New Roman" w:eastAsia="宋体"/>
+          <w:b w:val="0"/>
+          <w:color w:val="1A1A1A"/>
+          <w:sz w:val="21"/>
+        </w:rPr>
+        <w:t>：请 3—5 名材料方向研究者用本系统完成 2—3 个多轮设计任务，记录约束是否被正确保持、是否出现需要人工重复的情况。样本小，只作定性证据。</w:t>
+      </w:r>
+    </w:p>
+    <w:p>
+      <w:pPr>
+        <w:spacing w:after="80"/>
+        <w:ind w:firstLine="420"/>
+      </w:pPr>
+      <w:r>
+        <w:rPr>
+          <w:rFonts w:ascii="Times New Roman" w:hAnsi="Times New Roman" w:eastAsia="宋体"/>
+          <w:b w:val="0"/>
+          <w:color w:val="1A1A1A"/>
+          <w:sz w:val="21"/>
+        </w:rPr>
+        <w:t xml:space="preserve">2. </w:t>
+      </w:r>
+      <w:r>
+        <w:rPr>
+          <w:rFonts w:ascii="Times New Roman" w:hAnsi="Times New Roman" w:eastAsia="宋体"/>
+          <w:b/>
+          <w:color w:val="1A1A1A"/>
+          <w:sz w:val="21"/>
+        </w:rPr>
+        <w:t>专家脚本盲评</w:t>
+      </w:r>
+      <w:r>
+        <w:rPr>
+          <w:rFonts w:ascii="Times New Roman" w:hAnsi="Times New Roman" w:eastAsia="宋体"/>
+          <w:b w:val="0"/>
+          <w:color w:val="1A1A1A"/>
+          <w:sz w:val="21"/>
+        </w:rPr>
+        <w:t>：若无法组织用户研究，用半合成脚本请 2 名研究者独立判断「这些轮次是否符合真实使用」（已在 §9 说明）。</w:t>
+      </w:r>
+    </w:p>
+    <w:p>
+      <w:pPr>
+        <w:spacing w:after="80"/>
+        <w:ind w:firstLine="420"/>
+      </w:pPr>
+      <w:r>
+        <w:rPr>
+          <w:rFonts w:ascii="Times New Roman" w:hAnsi="Times New Roman" w:eastAsia="宋体"/>
+          <w:b w:val="0"/>
+          <w:color w:val="1A1A1A"/>
+          <w:sz w:val="21"/>
+        </w:rPr>
+        <w:t xml:space="preserve">3. </w:t>
+      </w:r>
+      <w:r>
+        <w:rPr>
+          <w:rFonts w:ascii="Times New Roman" w:hAnsi="Times New Roman" w:eastAsia="宋体"/>
+          <w:b/>
+          <w:color w:val="1A1A1A"/>
+          <w:sz w:val="21"/>
+        </w:rPr>
+        <w:t>不做用户验证</w:t>
+      </w:r>
+      <w:r>
+        <w:rPr>
+          <w:rFonts w:ascii="Times New Roman" w:hAnsi="Times New Roman" w:eastAsia="宋体"/>
+          <w:b w:val="0"/>
+          <w:color w:val="1A1A1A"/>
+          <w:sz w:val="21"/>
+        </w:rPr>
+        <w:t>：此时「多轮约束遗忘是真问题」这一动机只能引文献支撑，不能自证，须在局限性中写明。</w:t>
+      </w:r>
+    </w:p>
+    <w:p>
+      <w:pPr>
+        <w:spacing w:after="80"/>
+        <w:ind w:firstLine="420"/>
+      </w:pPr>
+      <w:r>
+        <w:rPr>
+          <w:rFonts w:ascii="Times New Roman" w:hAnsi="Times New Roman" w:eastAsia="宋体"/>
+          <w:b/>
+          <w:color w:val="1A1A1A"/>
+          <w:sz w:val="21"/>
+        </w:rPr>
+        <w:t>须在局限性中写明</w:t>
+      </w:r>
+      <w:r>
+        <w:rPr>
+          <w:rFonts w:ascii="Times New Roman" w:hAnsi="Times New Roman" w:eastAsia="宋体"/>
+          <w:b w:val="0"/>
+          <w:color w:val="1A1A1A"/>
+          <w:sz w:val="21"/>
+        </w:rPr>
+        <w:t>：本文不包含真实用户的使用数据，多轮脚本的性质（真实 / 半合成）直接影响外部效度，必须如实披露。</w:t>
       </w:r>
     </w:p>
     <w:p>
@@ -3043,6 +3257,30 @@
       <w:r>
         <w:rPr>
           <w:rFonts w:ascii="Times New Roman" w:hAnsi="Times New Roman" w:eastAsia="宋体"/>
+          <w:b/>
+          <w:color w:val="1A1A1A"/>
+          <w:sz w:val="21"/>
+        </w:rPr>
+        <w:t>多轮脚本来源（必须先解决，否则退出条件无法判定）</w:t>
+      </w:r>
+      <w:r>
+        <w:rPr>
+          <w:rFonts w:ascii="Times New Roman" w:hAnsi="Times New Roman" w:eastAsia="宋体"/>
+          <w:b w:val="0"/>
+          <w:color w:val="1A1A1A"/>
+          <w:sz w:val="21"/>
+        </w:rPr>
+        <w:t>：§11 的退出条件依赖「脚本是否自然」，但本课题目前没有用户日志或访谈渠道。第 1 月内需确认以下之一：(a) 导师课题组或合作单位的历史设计对话记录；(b) 若 (a) 不可得，改用「半合成脚本 + 两名材料方向研究者独立盲评自然性」，并在论文中声明这是合成基线而非真实分布，同时把「自然性」判据从退出条件降为局限说明。</w:t>
+      </w:r>
+    </w:p>
+    <w:p>
+      <w:pPr>
+        <w:spacing w:after="80"/>
+        <w:ind w:firstLine="420"/>
+      </w:pPr>
+      <w:r>
+        <w:rPr>
+          <w:rFonts w:ascii="Times New Roman" w:hAnsi="Times New Roman" w:eastAsia="宋体"/>
           <w:b w:val="0"/>
           <w:color w:val="1A1A1A"/>
           <w:sz w:val="21"/>
@@ -3682,6 +3920,81 @@
     </w:p>
     <w:p>
       <w:pPr>
+        <w:spacing w:after="80"/>
+        <w:ind w:firstLine="420"/>
+      </w:pPr>
+      <w:r>
+        <w:rPr>
+          <w:rFonts w:ascii="Times New Roman" w:hAnsi="Times New Roman" w:eastAsia="宋体"/>
+          <w:b w:val="0"/>
+          <w:color w:val="1A1A1A"/>
+          <w:sz w:val="21"/>
+        </w:rPr>
+        <w:t>[7] Faber F A, Lindmaa A, von Lilienfeld O A, Armiento R. Machine Learning Energies of 2 M Elpasolite (ABC₂D₆) Crystals. Physical Review Letters, 2016, 117: 135502. arXiv:1508.05315. （Elpasolite 数据集来源）</w:t>
+      </w:r>
+    </w:p>
+    <w:p>
+      <w:pPr>
+        <w:spacing w:after="80"/>
+        <w:ind w:firstLine="420"/>
+      </w:pPr>
+      <w:r>
+        <w:rPr>
+          <w:rFonts w:ascii="Times New Roman" w:hAnsi="Times New Roman" w:eastAsia="宋体"/>
+          <w:b w:val="0"/>
+          <w:color w:val="1A1A1A"/>
+          <w:sz w:val="21"/>
+        </w:rPr>
+        <w:t>[8] Tao M, et al. IDSS: Intent-Driven Situation Tracking for User-Centric Multi-Turn Agents. arXiv:2608.15755, 2026.（机制与本课题高度重合，见 §2.4 与附注）</w:t>
+      </w:r>
+    </w:p>
+    <w:p>
+      <w:pPr>
+        <w:spacing w:after="80"/>
+        <w:ind w:firstLine="420"/>
+      </w:pPr>
+      <w:r>
+        <w:rPr>
+          <w:rFonts w:ascii="Times New Roman" w:hAnsi="Times New Roman" w:eastAsia="宋体"/>
+          <w:b w:val="0"/>
+          <w:color w:val="1A1A1A"/>
+          <w:sz w:val="21"/>
+        </w:rPr>
+        <w:t>[9] StructFlowBench: A Structured Workflow Benchmark for Multi-Turn Instruction Following. arXiv:2502.14494, 2025.（6 种轮间结构关系）</w:t>
+      </w:r>
+    </w:p>
+    <w:p>
+      <w:pPr>
+        <w:spacing w:after="80"/>
+        <w:ind w:firstLine="420"/>
+      </w:pPr>
+      <w:r>
+        <w:rPr>
+          <w:rFonts w:ascii="Times New Roman" w:hAnsi="Times New Roman" w:eastAsia="宋体"/>
+          <w:b w:val="0"/>
+          <w:color w:val="1A1A1A"/>
+          <w:sz w:val="21"/>
+        </w:rPr>
+        <w:t>[10] MTAC-IFBench: Multi-Turn Constraint Instruction Following Benchmark. arXiv:2609.14992, 2026.</w:t>
+      </w:r>
+    </w:p>
+    <w:p>
+      <w:pPr>
+        <w:spacing w:after="80"/>
+        <w:ind w:firstLine="420"/>
+      </w:pPr>
+      <w:r>
+        <w:rPr>
+          <w:rFonts w:ascii="Times New Roman" w:hAnsi="Times New Roman" w:eastAsia="宋体"/>
+          <w:b w:val="0"/>
+          <w:color w:val="1A1A1A"/>
+          <w:sz w:val="21"/>
+        </w:rPr>
+        <w:t>[11] MMMT-IF: A Challenging Multimodal Multi-Turn Instruction Following Benchmark. arXiv:2409.18216, 2024.</w:t>
+      </w:r>
+    </w:p>
+    <w:p>
+      <w:pPr>
         <w:spacing w:before="320" w:after="120"/>
       </w:pPr>
       <w:r>
@@ -3748,7 +4061,7 @@
           <w:color w:val="1A1A1A"/>
           <w:sz w:val="21"/>
         </w:rPr>
-        <w:t>2026-10-18 复查补充：</w:t>
+        <w:t>2026-10-19 复核补充（结论已下）：</w:t>
       </w:r>
       <w:r>
         <w:rPr>
@@ -3757,7 +4070,148 @@
           <w:color w:val="1A1A1A"/>
           <w:sz w:val="21"/>
         </w:rPr>
-        <w:t xml:space="preserve"> IDSS（arXiv:2608.15755）用显式的 situation state 跟踪 user intents、constraints 与 execution status，并做 constraint propagation，与本课题的「约束状态机」方法高度重合；EvolIF（ACL 2026）也做了带 12 个约束组的多轮基准。本课题的差异化收缩为材料约束的类型化（元素集合、阈值区间、稳定性要求）与可判定性（候选是否满足约束可程序检查）。这一差异化是否足够，需要在开题前判断。</w:t>
+        <w:t xml:space="preserve"> IDSS [8] 用显式 situation state 跟踪 user intents、constraints 与 execution status，并做 constraint propagation，与本课题的「约束状态机」在机制上高度重合；同类多轮基准还有 StructFlowBench [9]（定义 6 种轮间结构关系）、MTAC-IFBench [10]、MMMT-IF [11]，本报告此前未收。</w:t>
+      </w:r>
+    </w:p>
+    <w:p>
+      <w:pPr>
+        <w:spacing w:after="80"/>
+        <w:ind w:firstLine="420"/>
+      </w:pPr>
+      <w:r>
+        <w:rPr>
+          <w:rFonts w:ascii="Times New Roman" w:hAnsi="Times New Roman" w:eastAsia="宋体"/>
+          <w:b/>
+          <w:color w:val="1A1A1A"/>
+          <w:sz w:val="21"/>
+        </w:rPr>
+        <w:t>定位调整（必须执行）</w:t>
+      </w:r>
+      <w:r>
+        <w:rPr>
+          <w:rFonts w:ascii="Times New Roman" w:hAnsi="Times New Roman" w:eastAsia="宋体"/>
+          <w:b w:val="0"/>
+          <w:color w:val="1A1A1A"/>
+          <w:sz w:val="21"/>
+        </w:rPr>
+        <w:t>：仅把通用多轮状态机套到材料领域，不构成算法创新——这与报告 02 自设的标准一致（「换模型、换领域不能单独作为算法创新」）。因此本课题二选一：</w:t>
+      </w:r>
+    </w:p>
+    <w:p>
+      <w:pPr>
+        <w:spacing w:after="80"/>
+        <w:ind w:firstLine="420"/>
+      </w:pPr>
+      <w:r>
+        <w:rPr>
+          <w:rFonts w:ascii="Times New Roman" w:hAnsi="Times New Roman" w:eastAsia="宋体"/>
+          <w:b w:val="0"/>
+          <w:color w:val="1A1A1A"/>
+          <w:sz w:val="21"/>
+        </w:rPr>
+        <w:t xml:space="preserve">1. </w:t>
+      </w:r>
+      <w:r>
+        <w:rPr>
+          <w:rFonts w:ascii="Times New Roman" w:hAnsi="Times New Roman" w:eastAsia="宋体"/>
+          <w:b/>
+          <w:color w:val="1A1A1A"/>
+          <w:sz w:val="21"/>
+        </w:rPr>
+        <w:t>宣称算法创新的唯一可行路径</w:t>
+      </w:r>
+      <w:r>
+        <w:rPr>
+          <w:rFonts w:ascii="Times New Roman" w:hAnsi="Times New Roman" w:eastAsia="宋体"/>
+          <w:b w:val="0"/>
+          <w:color w:val="1A1A1A"/>
+          <w:sz w:val="21"/>
+        </w:rPr>
+        <w:t>：在状态转移中加入 IDSS 没有的</w:t>
+      </w:r>
+      <w:r>
+        <w:rPr>
+          <w:rFonts w:ascii="Times New Roman" w:hAnsi="Times New Roman" w:eastAsia="宋体"/>
+          <w:b/>
+          <w:color w:val="1A1A1A"/>
+          <w:sz w:val="21"/>
+        </w:rPr>
+        <w:t>物理可满足性判定</w:t>
+      </w:r>
+      <w:r>
+        <w:rPr>
+          <w:rFonts w:ascii="Times New Roman" w:hAnsi="Times New Roman" w:eastAsia="宋体"/>
+          <w:b w:val="0"/>
+          <w:color w:val="1A1A1A"/>
+          <w:sz w:val="21"/>
+        </w:rPr>
+        <w:t>——每次约束更新后，调用材料可行性求解器（元素互斥规则、电中性、已知相图约束）判断新约束集是否物理可实现，并把「不可实现」作为一个显式状态（而非等到生成失败才发现）。IDSS 的 situation state 只有语义层可行性，没有物理层。</w:t>
+      </w:r>
+    </w:p>
+    <w:p>
+      <w:pPr>
+        <w:spacing w:after="80"/>
+        <w:ind w:firstLine="420"/>
+      </w:pPr>
+      <w:r>
+        <w:rPr>
+          <w:rFonts w:ascii="Times New Roman" w:hAnsi="Times New Roman" w:eastAsia="宋体"/>
+          <w:b w:val="0"/>
+          <w:color w:val="1A1A1A"/>
+          <w:sz w:val="21"/>
+        </w:rPr>
+        <w:t xml:space="preserve">2. </w:t>
+      </w:r>
+      <w:r>
+        <w:rPr>
+          <w:rFonts w:ascii="Times New Roman" w:hAnsi="Times New Roman" w:eastAsia="宋体"/>
+          <w:b/>
+          <w:color w:val="1A1A1A"/>
+          <w:sz w:val="21"/>
+        </w:rPr>
+        <w:t>否则定位为评测研究</w:t>
+      </w:r>
+      <w:r>
+        <w:rPr>
+          <w:rFonts w:ascii="Times New Roman" w:hAnsi="Times New Roman" w:eastAsia="宋体"/>
+          <w:b w:val="0"/>
+          <w:color w:val="1A1A1A"/>
+          <w:sz w:val="21"/>
+        </w:rPr>
+        <w:t>：以「材料多轮设计基准 + 约束遗忘率/冲突检出率指标」为贡献，</w:t>
+      </w:r>
+      <w:r>
+        <w:rPr>
+          <w:rFonts w:ascii="Times New Roman" w:hAnsi="Times New Roman" w:eastAsia="宋体"/>
+          <w:b/>
+          <w:color w:val="1A1A1A"/>
+          <w:sz w:val="21"/>
+        </w:rPr>
+        <w:t>不宣称算法创新</w:t>
+      </w:r>
+      <w:r>
+        <w:rPr>
+          <w:rFonts w:ascii="Times New Roman" w:hAnsi="Times New Roman" w:eastAsia="宋体"/>
+          <w:b w:val="0"/>
+          <w:color w:val="1A1A1A"/>
+          <w:sz w:val="21"/>
+        </w:rPr>
+        <w:t>，标题与创新点相应改为评测类表述。</w:t>
+      </w:r>
+    </w:p>
+    <w:p>
+      <w:pPr>
+        <w:spacing w:after="80"/>
+        <w:ind w:firstLine="420"/>
+      </w:pPr>
+      <w:r>
+        <w:rPr>
+          <w:rFonts w:ascii="Times New Roman" w:hAnsi="Times New Roman" w:eastAsia="宋体"/>
+          <w:b w:val="0"/>
+          <w:color w:val="1A1A1A"/>
+          <w:sz w:val="21"/>
+        </w:rPr>
+        <w:t>本报告默认走路径 1；若第 1—3 月无法实现物理可行性求解器，则退回路径 2 并如实改写创新点。</w:t>
       </w:r>
     </w:p>
     <w:p>
@@ -3817,7 +4271,7 @@
           <w:color w:val="1A1A1A"/>
           <w:sz w:val="21"/>
         </w:rPr>
-        <w:t>3. 本方向与报告 06（失败样本）相邻，必须区分：06 是系统内部反馈，本课题是用户反馈。</w:t>
+        <w:t>3. 本方向与报告 05（失败样本）相邻，必须区分：05 是系统内部反馈，本课题（03）是用户反馈。</w:t>
       </w:r>
     </w:p>
     <w:p>
@@ -3861,7 +4315,7 @@
         <w:color w:val="808080"/>
         <w:sz w:val="16"/>
       </w:rPr>
-      <w:t>2026 年 10 月 17 日</w:t>
+      <w:t>2026 年 10 月 18 日</w:t>
     </w:r>
   </w:p>
 </w:ftr>

--- a/开题报告03_材料设计的交互式多轮修正_2026-10-18.docx
+++ b/开题报告03_材料设计的交互式多轮修正_2026-10-18.docx
@@ -4094,7 +4094,7 @@
           <w:color w:val="1A1A1A"/>
           <w:sz w:val="21"/>
         </w:rPr>
-        <w:t>：仅把通用多轮状态机套到材料领域，不构成算法创新——这与报告 02 自设的标准一致（「换模型、换领域不能单独作为算法创新」）。因此本课题二选一：</w:t>
+        <w:t>：仅把通用多轮状态机套到材料领域，不构成算法创新——这与报告 01（拒答）自设的标准一致（「换模型、换领域不能单独作为算法创新」）。因此本课题二选一：</w:t>
       </w:r>
     </w:p>
     <w:p>
